--- a/public/files/provincial/oma/Compromiso.docx
+++ b/public/files/provincial/oma/Compromiso.docx
@@ -93,7 +93,7 @@
           <w:rtl w:val="0"/>
           <w:lang w:val="es-ES_tradnl"/>
         </w:rPr>
-        <w:t>. de septiembre de 2025</w:t>
+        <w:t>. de septiembre de 2026</w:t>
       </w:r>
     </w:p>
     <w:p>
@@ -203,7 +203,7 @@
           <w:rtl w:val="0"/>
           <w:lang w:val="es-ES_tradnl"/>
         </w:rPr>
-        <w:t>42</w:t>
+        <w:t>43</w:t>
       </w:r>
       <w:r>
         <w:rPr>
@@ -773,7 +773,7 @@
           <w:rtl w:val="0"/>
           <w:lang w:val="es-ES_tradnl"/>
         </w:rPr>
-        <w:t>.......................................................................................de 2025.</w:t>
+        <w:t>.......................................................................................de 2026.</w:t>
       </w:r>
     </w:p>
     <w:p>
